--- a/chapters/colors.docx
+++ b/chapters/colors.docx
@@ -15,7 +15,7 @@
         <w:pStyle w:val="Date"/>
       </w:pPr>
       <w:r>
-        <w:t xml:space="preserve">Last modified: 2026-10-22 16:14:37 (PDT)</w:t>
+        <w:t xml:space="preserve">Last modified: 2026-10-22 21:41:46 (PDT)</w:t>
       </w:r>
     </w:p>
     <w:bookmarkStart w:id="11" w:name="why-test-a-palette"/>

--- a/chapters/colors.docx
+++ b/chapters/colors.docx
@@ -15,7 +15,7 @@
         <w:pStyle w:val="Date"/>
       </w:pPr>
       <w:r>
-        <w:t xml:space="preserve">Last modified: 2026-10-22 21:41:46 (PDT)</w:t>
+        <w:t xml:space="preserve">Last modified: 2026-10-24 21:51:01 (PDT)</w:t>
       </w:r>
     </w:p>
     <w:bookmarkStart w:id="11" w:name="why-test-a-palette"/>

--- a/chapters/colors.docx
+++ b/chapters/colors.docx
@@ -15,7 +15,7 @@
         <w:pStyle w:val="Date"/>
       </w:pPr>
       <w:r>
-        <w:t xml:space="preserve">Last modified: 2026-10-24 21:51:01 (PDT)</w:t>
+        <w:t xml:space="preserve">Last modified: 2026-10-26 23:11:59 (PDT)</w:t>
       </w:r>
     </w:p>
     <w:bookmarkStart w:id="11" w:name="why-test-a-palette"/>

--- a/chapters/colors.docx
+++ b/chapters/colors.docx
@@ -15,7 +15,7 @@
         <w:pStyle w:val="Date"/>
       </w:pPr>
       <w:r>
-        <w:t xml:space="preserve">Last modified: 2026-10-26 23:11:59 (PDT)</w:t>
+        <w:t xml:space="preserve">Last modified: 2026-10-28 16:01:53 (PDT)</w:t>
       </w:r>
     </w:p>
     <w:bookmarkStart w:id="11" w:name="why-test-a-palette"/>
